--- a/software_engineering_resume.docx
+++ b/software_engineering_resume.docx
@@ -267,23 +267,7 @@
           <w:sz w:val="22"/>
           <w:szCs w:val="22"/>
         </w:rPr>
-        <w:t xml:space="preserve">, </w:t>
-      </w:r>
-      <w:r>
-        <w:rPr>
-          <w:rFonts w:ascii="Cambria" w:hAnsi="Cambria"/>
-          <w:sz w:val="22"/>
-          <w:szCs w:val="22"/>
-        </w:rPr>
-        <w:t>June 2018</w:t>
-      </w:r>
-      <w:r>
-        <w:rPr>
-          <w:rFonts w:ascii="Cambria" w:hAnsi="Cambria"/>
-          <w:sz w:val="22"/>
-          <w:szCs w:val="22"/>
-        </w:rPr>
-        <w:t xml:space="preserve">                                                                                 GPA: 3.94</w:t>
+        <w:t>, June 2018                                                                                 GPA: 3.94</w:t>
         <w:tab/>
       </w:r>
     </w:p>
@@ -584,7 +568,27 @@
           <w:szCs w:val="22"/>
           <w:u w:val="single"/>
         </w:rPr>
-        <w:t>Technical Projects – Cal Poly:</w:t>
+        <w:t>Technical Projects – Cal Poly/</w:t>
+      </w:r>
+      <w:r>
+        <w:rPr>
+          <w:rFonts w:ascii="Cambria" w:hAnsi="Cambria"/>
+          <w:b/>
+          <w:sz w:val="22"/>
+          <w:szCs w:val="22"/>
+          <w:u w:val="single"/>
+        </w:rPr>
+        <w:t>Home</w:t>
+      </w:r>
+      <w:r>
+        <w:rPr>
+          <w:rFonts w:ascii="Cambria" w:hAnsi="Cambria"/>
+          <w:b/>
+          <w:sz w:val="22"/>
+          <w:szCs w:val="22"/>
+          <w:u w:val="single"/>
+        </w:rPr>
+        <w:t>:</w:t>
       </w:r>
     </w:p>
     <w:p>
@@ -604,7 +608,7 @@
           <w:sz w:val="22"/>
           <w:szCs w:val="22"/>
         </w:rPr>
-        <w:t xml:space="preserve">Automous Solar Tracker </w:t>
+        <w:t>Minimal UNIX Shell</w:t>
       </w:r>
       <w:r>
         <w:rPr>
@@ -619,10 +623,14 @@
         <w:rPr>
           <w:rFonts w:ascii="Cambria" w:hAnsi="Cambria"/>
           <w:b/>
-          <w:sz w:val="22"/>
-          <w:szCs w:val="22"/>
-        </w:rPr>
-        <w:t>SolarRat</w:t>
+          <w:i w:val="false"/>
+          <w:caps w:val="false"/>
+          <w:smallCaps w:val="false"/>
+          <w:spacing w:val="0"/>
+          <w:sz w:val="22"/>
+          <w:szCs w:val="22"/>
+        </w:rPr>
+        <w:t>mush - minimal shell</w:t>
       </w:r>
       <w:r>
         <w:rPr>
@@ -632,36 +640,6 @@
           <w:szCs w:val="22"/>
         </w:rPr>
         <w:t xml:space="preserve">) – </w:t>
-      </w:r>
-      <w:r>
-        <w:rPr>
-          <w:rFonts w:ascii="Cambria" w:hAnsi="Cambria"/>
-          <w:b w:val="false"/>
-          <w:bCs w:val="false"/>
-          <w:sz w:val="22"/>
-          <w:szCs w:val="22"/>
-        </w:rPr>
-        <w:t>This is a solar tracker I designed using an arduino and a RAT MCU. The solar tracker sweeps through 12 position via servo motor and records the intensity of light at each of the 12 locations. Using a bubble sort, the highest intensity of light location is foun</w:t>
-      </w:r>
-      <w:r>
-        <w:rPr>
-          <w:rFonts w:ascii="Cambria" w:hAnsi="Cambria"/>
-          <w:b w:val="false"/>
-          <w:bCs w:val="false"/>
-          <w:sz w:val="22"/>
-          <w:szCs w:val="22"/>
-        </w:rPr>
-        <w:t xml:space="preserve">d </w:t>
-      </w:r>
-      <w:r>
-        <w:rPr>
-          <w:rFonts w:ascii="Cambria" w:hAnsi="Cambria"/>
-          <w:b w:val="false"/>
-          <w:bCs w:val="false"/>
-          <w:sz w:val="22"/>
-          <w:szCs w:val="22"/>
-        </w:rPr>
-        <w:t>and the the solar panel stays there. Below shows a video in the link</w:t>
       </w:r>
     </w:p>
     <w:p>
@@ -675,25 +653,49 @@
         <w:rPr>
           <w:rFonts w:ascii="Cambria" w:hAnsi="Cambria"/>
           <w:b/>
-          <w:sz w:val="22"/>
-          <w:szCs w:val="22"/>
-        </w:rPr>
-        <w:t xml:space="preserve">Automous Phone Projector(aProjector) </w:t>
-      </w:r>
-      <w:r>
-        <w:rPr>
-          <w:rFonts w:ascii="Cambria" w:hAnsi="Cambria"/>
-          <w:sz w:val="22"/>
-          <w:szCs w:val="22"/>
-        </w:rPr>
-        <w:t xml:space="preserve"> – The aProjector, was a invented by a friend and I. It is simply a projector which projects</w:t>
-      </w:r>
-      <w:r>
-        <w:rPr>
-          <w:sz w:val="22"/>
-          <w:szCs w:val="22"/>
-        </w:rPr>
-        <w:t>a phones screen on the wall and autofocuses it. I referred to the thin lens equation as a basis to develop a program written in C++ run on the Arduino Mega 2560. This Arduino controls the motor to turn the stepper motor into a given angle needed to produce a clear image on the wall.</w:t>
+          <w:i w:val="false"/>
+          <w:caps w:val="false"/>
+          <w:smallCaps w:val="false"/>
+          <w:spacing w:val="0"/>
+          <w:sz w:val="22"/>
+          <w:szCs w:val="22"/>
+        </w:rPr>
+        <w:t xml:space="preserve">Virtual Wallet </w:t>
+      </w:r>
+      <w:r>
+        <w:rPr>
+          <w:rFonts w:ascii="Cambria" w:hAnsi="Cambria"/>
+          <w:b/>
+          <w:sz w:val="22"/>
+          <w:szCs w:val="22"/>
+        </w:rPr>
+        <w:t>(</w:t>
+      </w:r>
+      <w:r>
+        <w:rPr>
+          <w:rFonts w:ascii="Cambria" w:hAnsi="Cambria"/>
+          <w:b/>
+          <w:sz w:val="22"/>
+          <w:szCs w:val="22"/>
+        </w:rPr>
+        <w:t>MagWallet</w:t>
+      </w:r>
+      <w:r>
+        <w:rPr>
+          <w:rFonts w:ascii="Cambria" w:hAnsi="Cambria"/>
+          <w:b/>
+          <w:sz w:val="22"/>
+          <w:szCs w:val="22"/>
+        </w:rPr>
+        <w:t xml:space="preserve">) </w:t>
+      </w:r>
+      <w:r>
+        <w:rPr>
+          <w:rFonts w:ascii="Cambria" w:hAnsi="Cambria"/>
+          <w:sz w:val="22"/>
+          <w:szCs w:val="22"/>
+        </w:rPr>
+        <w:t xml:space="preserve"> – </w:t>
       </w:r>
     </w:p>
     <w:p>
@@ -740,23 +742,74 @@
           <w:sz w:val="22"/>
           <w:szCs w:val="22"/>
         </w:rPr>
-        <w:t>Microcontroller (RAT MCU)</w:t>
-      </w:r>
-      <w:r>
-        <w:rPr>
-          <w:rFonts w:ascii="Cambria" w:hAnsi="Cambria"/>
-          <w:sz w:val="22"/>
-          <w:szCs w:val="22"/>
-        </w:rPr>
-        <w:t xml:space="preserve"> – </w:t>
-      </w:r>
-      <w:r>
-        <w:rPr>
-          <w:rFonts w:ascii="Cambria" w:hAnsi="Cambria"/>
-          <w:sz w:val="22"/>
-          <w:szCs w:val="22"/>
-        </w:rPr>
-        <w:t>I designed a fully functional computer that has around 40 instruction. This computer consists of basic modules - Program Rom, Register file, RAM, Program Counter, Stack Pointer, Arithmetic and Logic Unit, Flags, Shadow Flags, Interrupt Flag and a Control Unit. These were all modeled using SystemVerilog on a Basys3 FPGA board.</w:t>
+        <w:t>Autonomous Point to Point Backup</w:t>
+      </w:r>
+      <w:r>
+        <w:rPr>
+          <w:rFonts w:ascii="Cambria" w:hAnsi="Cambria"/>
+          <w:b/>
+          <w:sz w:val="22"/>
+          <w:szCs w:val="22"/>
+        </w:rPr>
+        <w:t xml:space="preserve"> (</w:t>
+      </w:r>
+      <w:r>
+        <w:rPr>
+          <w:rFonts w:ascii="Cambria" w:hAnsi="Cambria"/>
+          <w:b/>
+          <w:sz w:val="22"/>
+          <w:szCs w:val="22"/>
+        </w:rPr>
+        <w:t>RPI Camera AWS backup</w:t>
+      </w:r>
+      <w:r>
+        <w:rPr>
+          <w:rFonts w:ascii="Cambria" w:hAnsi="Cambria"/>
+          <w:b/>
+          <w:sz w:val="22"/>
+          <w:szCs w:val="22"/>
+        </w:rPr>
+        <w:t>)</w:t>
+      </w:r>
+      <w:r>
+        <w:rPr>
+          <w:rFonts w:ascii="Cambria" w:hAnsi="Cambria"/>
+          <w:sz w:val="22"/>
+          <w:szCs w:val="22"/>
+        </w:rPr>
+        <w:t xml:space="preserve"> </w:t>
+      </w:r>
+      <w:bookmarkStart w:id="1" w:name="__DdeLink__185_1238517772"/>
+      <w:r>
+        <w:rPr>
+          <w:rFonts w:ascii="Cambria" w:hAnsi="Cambria"/>
+          <w:sz w:val="22"/>
+          <w:szCs w:val="22"/>
+        </w:rPr>
+        <w:t xml:space="preserve">– </w:t>
+      </w:r>
+      <w:bookmarkEnd w:id="1"/>
+    </w:p>
+    <w:p>
+      <w:pPr>
+        <w:pStyle w:val="Normal"/>
+        <w:spacing w:lineRule="auto" w:line="276"/>
+        <w:ind w:left="360" w:hanging="0"/>
+        <w:rPr/>
+      </w:pPr>
+      <w:r>
+        <w:rPr>
+          <w:rFonts w:ascii="Cambria" w:hAnsi="Cambria"/>
+          <w:b/>
+          <w:bCs/>
+          <w:i w:val="false"/>
+          <w:caps w:val="false"/>
+          <w:smallCaps w:val="false"/>
+          <w:spacing w:val="0"/>
+          <w:sz w:val="22"/>
+          <w:szCs w:val="22"/>
+        </w:rPr>
+        <w:t xml:space="preserve">Word counter (Frequency word – fw) – </w:t>
       </w:r>
     </w:p>
     <w:p>
@@ -819,46 +872,7 @@
           <w:szCs w:val="22"/>
         </w:rPr>
         <w:tab/>
-      </w:r>
-      <w:r>
-        <w:rPr>
-          <w:rFonts w:ascii="Cambria" w:hAnsi="Cambria"/>
-          <w:sz w:val="22"/>
-          <w:szCs w:val="22"/>
-        </w:rPr>
-        <w:t xml:space="preserve">December </w:t>
-      </w:r>
-      <w:r>
-        <w:rPr>
-          <w:rFonts w:ascii="Cambria" w:hAnsi="Cambria"/>
-          <w:sz w:val="22"/>
-          <w:szCs w:val="22"/>
-        </w:rPr>
-        <w:t>20</w:t>
-      </w:r>
-      <w:r>
-        <w:rPr>
-          <w:rFonts w:ascii="Cambria" w:hAnsi="Cambria"/>
-          <w:sz w:val="22"/>
-          <w:szCs w:val="22"/>
-        </w:rPr>
-        <w:t>16</w:t>
-      </w:r>
-      <w:r>
-        <w:rPr>
-          <w:rFonts w:ascii="Cambria" w:hAnsi="Cambria"/>
-          <w:sz w:val="22"/>
-          <w:szCs w:val="22"/>
-        </w:rPr>
-        <w:t xml:space="preserve"> – </w:t>
-      </w:r>
-      <w:r>
-        <w:rPr>
-          <w:rFonts w:ascii="Cambria" w:hAnsi="Cambria"/>
-          <w:sz w:val="22"/>
-          <w:szCs w:val="22"/>
-        </w:rPr>
-        <w:t>June 2018</w:t>
+        <w:t>December 2016 – June 2018</w:t>
       </w:r>
     </w:p>
     <w:p>
@@ -959,16 +973,7 @@
           <w:sz w:val="22"/>
           <w:szCs w:val="22"/>
         </w:rPr>
-        <w:t xml:space="preserve">Computer Science Club – </w:t>
-      </w:r>
-      <w:r>
-        <w:rPr>
-          <w:rFonts w:ascii="Cambria" w:hAnsi="Cambria"/>
-          <w:b/>
-          <w:sz w:val="22"/>
-          <w:szCs w:val="22"/>
-        </w:rPr>
-        <w:t>Canada College</w:t>
+        <w:t>Computer Science Club – Canada College</w:t>
       </w:r>
     </w:p>
     <w:p>
@@ -2794,6 +2799,145 @@
       <w:u w:val="none"/>
     </w:rPr>
   </w:style>
+  <w:style w:type="character" w:styleId="ListLabel102">
+    <w:name w:val="ListLabel 102"/>
+    <w:qFormat/>
+    <w:rPr>
+      <w:rFonts w:cs="Symbol"/>
+      <w:sz w:val="22"/>
+    </w:rPr>
+  </w:style>
+  <w:style w:type="character" w:styleId="ListLabel103">
+    <w:name w:val="ListLabel 103"/>
+    <w:qFormat/>
+    <w:rPr>
+      <w:rFonts w:cs="Courier New"/>
+    </w:rPr>
+  </w:style>
+  <w:style w:type="character" w:styleId="ListLabel104">
+    <w:name w:val="ListLabel 104"/>
+    <w:qFormat/>
+    <w:rPr>
+      <w:rFonts w:cs="Wingdings"/>
+    </w:rPr>
+  </w:style>
+  <w:style w:type="character" w:styleId="ListLabel105">
+    <w:name w:val="ListLabel 105"/>
+    <w:qFormat/>
+    <w:rPr>
+      <w:rFonts w:cs="Symbol"/>
+    </w:rPr>
+  </w:style>
+  <w:style w:type="character" w:styleId="ListLabel106">
+    <w:name w:val="ListLabel 106"/>
+    <w:qFormat/>
+    <w:rPr>
+      <w:rFonts w:cs="Courier New"/>
+    </w:rPr>
+  </w:style>
+  <w:style w:type="character" w:styleId="ListLabel107">
+    <w:name w:val="ListLabel 107"/>
+    <w:qFormat/>
+    <w:rPr>
+      <w:rFonts w:cs="Wingdings"/>
+    </w:rPr>
+  </w:style>
+  <w:style w:type="character" w:styleId="ListLabel108">
+    <w:name w:val="ListLabel 108"/>
+    <w:qFormat/>
+    <w:rPr>
+      <w:rFonts w:cs="Symbol"/>
+    </w:rPr>
+  </w:style>
+  <w:style w:type="character" w:styleId="ListLabel109">
+    <w:name w:val="ListLabel 109"/>
+    <w:qFormat/>
+    <w:rPr>
+      <w:rFonts w:cs="Courier New"/>
+    </w:rPr>
+  </w:style>
+  <w:style w:type="character" w:styleId="ListLabel110">
+    <w:name w:val="ListLabel 110"/>
+    <w:qFormat/>
+    <w:rPr>
+      <w:rFonts w:cs="Wingdings"/>
+    </w:rPr>
+  </w:style>
+  <w:style w:type="character" w:styleId="ListLabel111">
+    <w:name w:val="ListLabel 111"/>
+    <w:qFormat/>
+    <w:rPr>
+      <w:rFonts w:cs="Symbol"/>
+      <w:sz w:val="22"/>
+    </w:rPr>
+  </w:style>
+  <w:style w:type="character" w:styleId="ListLabel112">
+    <w:name w:val="ListLabel 112"/>
+    <w:qFormat/>
+    <w:rPr>
+      <w:rFonts w:cs="Courier New"/>
+    </w:rPr>
+  </w:style>
+  <w:style w:type="character" w:styleId="ListLabel113">
+    <w:name w:val="ListLabel 113"/>
+    <w:qFormat/>
+    <w:rPr>
+      <w:rFonts w:cs="Wingdings"/>
+    </w:rPr>
+  </w:style>
+  <w:style w:type="character" w:styleId="ListLabel114">
+    <w:name w:val="ListLabel 114"/>
+    <w:qFormat/>
+    <w:rPr>
+      <w:rFonts w:cs="Symbol"/>
+    </w:rPr>
+  </w:style>
+  <w:style w:type="character" w:styleId="ListLabel115">
+    <w:name w:val="ListLabel 115"/>
+    <w:qFormat/>
+    <w:rPr>
+      <w:rFonts w:cs="Courier New"/>
+    </w:rPr>
+  </w:style>
+  <w:style w:type="character" w:styleId="ListLabel116">
+    <w:name w:val="ListLabel 116"/>
+    <w:qFormat/>
+    <w:rPr>
+      <w:rFonts w:cs="Wingdings"/>
+    </w:rPr>
+  </w:style>
+  <w:style w:type="character" w:styleId="ListLabel117">
+    <w:name w:val="ListLabel 117"/>
+    <w:qFormat/>
+    <w:rPr>
+      <w:rFonts w:cs="Symbol"/>
+    </w:rPr>
+  </w:style>
+  <w:style w:type="character" w:styleId="ListLabel118">
+    <w:name w:val="ListLabel 118"/>
+    <w:qFormat/>
+    <w:rPr>
+      <w:rFonts w:cs="Courier New"/>
+    </w:rPr>
+  </w:style>
+  <w:style w:type="character" w:styleId="ListLabel119">
+    <w:name w:val="ListLabel 119"/>
+    <w:qFormat/>
+    <w:rPr>
+      <w:rFonts w:cs="Wingdings"/>
+    </w:rPr>
+  </w:style>
+  <w:style w:type="character" w:styleId="ListLabel120">
+    <w:name w:val="ListLabel 120"/>
+    <w:qFormat/>
+    <w:rPr>
+      <w:rFonts w:ascii="Cambria" w:hAnsi="Cambria" w:asciiTheme="majorHAnsi" w:hAnsiTheme="majorHAnsi"/>
+      <w:color w:val="000000" w:themeColor="text1"/>
+      <w:sz w:val="22"/>
+      <w:szCs w:val="22"/>
+      <w:u w:val="none"/>
+    </w:rPr>
+  </w:style>
   <w:style w:type="paragraph" w:styleId="Heading">
     <w:name w:val="Heading"/>
     <w:basedOn w:val="Normal"/>

--- a/software_engineering_resume.docx
+++ b/software_engineering_resume.docx
@@ -639,7 +639,21 @@
           <w:sz w:val="22"/>
           <w:szCs w:val="22"/>
         </w:rPr>
-        <w:t xml:space="preserve">) – </w:t>
+        <w:t xml:space="preserve">) </w:t>
+      </w:r>
+      <w:r>
+        <w:rPr>
+          <w:rFonts w:ascii="Cambria" w:hAnsi="Cambria"/>
+          <w:b w:val="false"/>
+          <w:bCs w:val="false"/>
+          <w:sz w:val="22"/>
+          <w:szCs w:val="22"/>
+        </w:rPr>
+        <w:t xml:space="preserve">– mush is a shell like /bin/sh or /bin/csh, but it is fairly powerful for its size and has </w:t>
+      </w:r>
+      <w:r>
+        <w:rPr/>
+        <w:t>most features that one would want in a shell. I implemented the features of a shell like pipelining, directory changes and anything a regular shell should be able to do.</w:t>
       </w:r>
     </w:p>
     <w:p>
@@ -695,7 +709,11 @@
           <w:sz w:val="22"/>
           <w:szCs w:val="22"/>
         </w:rPr>
-        <w:t xml:space="preserve"> – </w:t>
+        <w:t xml:space="preserve"> – The basic idea of this program is to store any credit cards or cal poly student id’s in </w:t>
+      </w:r>
+      <w:r>
+        <w:rPr/>
+        <w:t>a wallet. To create a wallet one must create a user name and password corresponding to it. In this wallet there are some options: (1)Scan a card (2) Upload a card to the  DB (3) Upload a card to the MagSpoof Device (4) View all local cards (5) Download saved cards. The MagSpoof is a device that acts like regular magnetic card except you use you put the device near a card reader, and reads it.</w:t>
       </w:r>
     </w:p>
     <w:p>
@@ -777,18 +795,28 @@
           <w:sz w:val="22"/>
           <w:szCs w:val="22"/>
         </w:rPr>
-        <w:t xml:space="preserve"> </w:t>
-      </w:r>
-      <w:bookmarkStart w:id="1" w:name="__DdeLink__185_1238517772"/>
-      <w:r>
-        <w:rPr>
-          <w:rFonts w:ascii="Cambria" w:hAnsi="Cambria"/>
-          <w:sz w:val="22"/>
-          <w:szCs w:val="22"/>
-        </w:rPr>
-        <w:t xml:space="preserve">– </w:t>
-      </w:r>
-      <w:bookmarkEnd w:id="1"/>
+        <w:t xml:space="preserve"> – set up a Raspberry pi(RPI) zero as a security camera, which currently serves as my </w:t>
+      </w:r>
+      <w:r>
+        <w:rPr/>
+        <w:t xml:space="preserve">familys home surveillance. There was a limitation for space on the RPI, so I setup a </w:t>
+      </w:r>
+      <w:r>
+        <w:rPr/>
+        <w:t>A</w:t>
+      </w:r>
+      <w:r>
+        <w:rPr/>
+        <w:t xml:space="preserve">WS Linux server to backup the recordings from the security camera. I wrote scripts </w:t>
+      </w:r>
+      <w:r>
+        <w:rPr/>
+        <w:t>t</w:t>
+      </w:r>
+      <w:r>
+        <w:rPr/>
+        <w:t>hat backups all the recordings daily and wipes them everyday on that same backu</w:t>
+      </w:r>
     </w:p>
     <w:p>
       <w:pPr>
@@ -810,6 +838,106 @@
           <w:szCs w:val="22"/>
         </w:rPr>
         <w:t xml:space="preserve">Word counter (Frequency word – fw) – </w:t>
+      </w:r>
+      <w:r>
+        <w:rPr>
+          <w:rFonts w:ascii="Times New Roman" w:hAnsi="Times New Roman"/>
+          <w:b w:val="false"/>
+          <w:bCs w:val="false"/>
+          <w:i w:val="false"/>
+          <w:caps w:val="false"/>
+          <w:smallCaps w:val="false"/>
+          <w:spacing w:val="0"/>
+          <w:sz w:val="20"/>
+          <w:szCs w:val="20"/>
+        </w:rPr>
+        <w:t xml:space="preserve">This program </w:t>
+      </w:r>
+      <w:r>
+        <w:rPr>
+          <w:rFonts w:ascii="Times New Roman" w:hAnsi="Times New Roman"/>
+          <w:b w:val="false"/>
+          <w:bCs w:val="false"/>
+          <w:i w:val="false"/>
+          <w:caps w:val="false"/>
+          <w:smallCaps w:val="false"/>
+          <w:spacing w:val="0"/>
+          <w:sz w:val="20"/>
+          <w:szCs w:val="20"/>
+        </w:rPr>
+        <w:t>written in C</w:t>
+      </w:r>
+      <w:r>
+        <w:rPr>
+          <w:rFonts w:ascii="Times New Roman" w:hAnsi="Times New Roman"/>
+          <w:b w:val="false"/>
+          <w:bCs w:val="false"/>
+          <w:i w:val="false"/>
+          <w:caps w:val="false"/>
+          <w:smallCaps w:val="false"/>
+          <w:spacing w:val="0"/>
+          <w:sz w:val="20"/>
+          <w:szCs w:val="20"/>
+        </w:rPr>
+        <w:t xml:space="preserve"> return</w:t>
+      </w:r>
+      <w:r>
+        <w:rPr>
+          <w:rFonts w:ascii="Times New Roman" w:hAnsi="Times New Roman"/>
+          <w:b w:val="false"/>
+          <w:bCs w:val="false"/>
+          <w:i w:val="false"/>
+          <w:caps w:val="false"/>
+          <w:smallCaps w:val="false"/>
+          <w:spacing w:val="0"/>
+          <w:sz w:val="20"/>
+          <w:szCs w:val="20"/>
+        </w:rPr>
+        <w:t xml:space="preserve">s </w:t>
+      </w:r>
+      <w:r>
+        <w:rPr>
+          <w:rFonts w:ascii="Times New Roman" w:hAnsi="Times New Roman"/>
+          <w:b w:val="false"/>
+          <w:bCs w:val="false"/>
+          <w:i w:val="false"/>
+          <w:caps w:val="false"/>
+          <w:smallCaps w:val="false"/>
+          <w:spacing w:val="0"/>
+          <w:sz w:val="20"/>
+          <w:szCs w:val="20"/>
+        </w:rPr>
+        <w:t xml:space="preserve">a sorted list of the n most common words in a file or set of files, </w:t>
+      </w:r>
+      <w:r>
+        <w:rPr>
+          <w:rFonts w:ascii="Times New Roman" w:hAnsi="Times New Roman"/>
+          <w:b w:val="false"/>
+          <w:bCs w:val="false"/>
+          <w:sz w:val="20"/>
+          <w:szCs w:val="20"/>
+        </w:rPr>
+        <w:t xml:space="preserve">sorted by order of frequency. In the case of a frequency tie, words later in the alphabet </w:t>
+      </w:r>
+      <w:r>
+        <w:rPr>
+          <w:rFonts w:ascii="Times New Roman" w:hAnsi="Times New Roman"/>
+          <w:b w:val="false"/>
+          <w:bCs w:val="false"/>
+          <w:sz w:val="20"/>
+          <w:szCs w:val="20"/>
+        </w:rPr>
+        <w:t>t</w:t>
+      </w:r>
+      <w:r>
+        <w:rPr>
+          <w:rFonts w:ascii="Times New Roman" w:hAnsi="Times New Roman"/>
+          <w:b w:val="false"/>
+          <w:bCs w:val="false"/>
+          <w:sz w:val="20"/>
+          <w:szCs w:val="20"/>
+        </w:rPr>
+        <w:t>ake precedence over words earlier.</w:t>
       </w:r>
     </w:p>
     <w:p>
